--- a/eng/docx/012.content.docx
+++ b/eng/docx/012.content.docx
@@ -19,7 +19,7 @@
         <w:rPr>
           <w:lang w:val="en_US" w:bidi="en_US"/>
         </w:rPr>
-        <w:t>Resource: Study Notes - Profiles (Tyndale)</w:t>
+        <w:t>Resource: Tyndale Open Study Notes</w:t>
       </w:r>
       <w:r>
         <w:rPr>
@@ -112,7 +112,7 @@
         <w:rPr>
           <w:lang w:val="en_US" w:bidi="en_US"/>
         </w:rPr>
-        <w:t>Study Notes - Profiles (Tyndale)</w:t>
+        <w:t>Tyndale Open Study Notes</w:t>
       </w:r>
     </w:p>
     <w:p>
@@ -150,26 +150,6 @@
           <w:lang w:val="en_US" w:bidi="en_US"/>
         </w:rPr>
         <w:t>N</w:t>
-      </w:r>
-      <w:r>
-        <w:rPr>
-          <w:lang w:val="en_US" w:bidi="en_US"/>
-        </w:rPr>
-      </w:r>
-    </w:p>
-    <w:p>
-      <w:pPr/>
-      <w:r>
-        <w:rPr>
-          <w:lang w:val="en_US" w:bidi="en_US"/>
-        </w:rPr>
-      </w:r>
-      <w:r>
-        <w:rPr>
-          <w:i/>
-          <w:lang w:val="en_US" w:bidi="en_US"/>
-        </w:rPr>
-        <w:t>Nebuchadnezzar II, Nehemiah, Nero, Nicodemus, Noah</w:t>
       </w:r>
       <w:r>
         <w:rPr>

--- a/eng/docx/012.content.docx
+++ b/eng/docx/012.content.docx
@@ -1627,7 +1627,7 @@
         <w:rPr>
           <w:lang w:val="en_US" w:bidi="en_US"/>
         </w:rPr>
-        <w:t>Nicodemus was curious about Jesus' authority and miracles. So, Nicodemus visited Jesus secretly at night to learn more about him. Jesus told Nicodemus he must be born again to enter the kingdom of God (</w:t>
+        <w:t>Nicodemus was curious about the authority of Jesus and the miracles he did. So, Nicodemus visited Jesus secretly at night to learn more about him. Jesus told Nicodemus he must be born again to enter the kingdom of God (</w:t>
       </w:r>
       <w:hyperlink r:id="rId63">
         <w:r>
@@ -1659,7 +1659,7 @@
         <w:rPr>
           <w:lang w:val="en_US" w:bidi="en_US"/>
         </w:rPr>
-        <w:t>Later, in contrast to his colleagues on the Jewish high council, he argued strongly that Jesus deserved a fair trial (</w:t>
+        <w:t>Later, in contrast to others on the Jewish high council, he argued strongly that Jesus deserved a fair trial (</w:t>
       </w:r>
       <w:hyperlink r:id="rId64">
         <w:r>
@@ -1695,7 +1695,7 @@
         <w:rPr>
           <w:lang w:val="en_US" w:bidi="en_US"/>
         </w:rPr>
-        <w:t>). Thus, Nicodemus seems to be a Pharisee who came to believe in Jesus and was willing to show his commitment publicly after Jesus' death.</w:t>
+        <w:t>). Thus, Nicodemus seems to be a Pharisee who came to believe in Jesus and was willing to show his commitment publicly after Jesus died.</w:t>
       </w:r>
     </w:p>
     <w:p>
